--- a/Week-1.docx
+++ b/Week-1.docx
@@ -24,6 +24,25 @@
     </w:p>
     <w:p>
       <w:pPr>
+        <w:rPr>
+          <w:b/>
+          <w:bCs/>
+          <w:sz w:val="28"/>
+          <w:szCs w:val="28"/>
+        </w:rPr>
+      </w:pPr>
+      <w:r>
+        <w:rPr>
+          <w:b/>
+          <w:bCs/>
+          <w:sz w:val="28"/>
+          <w:szCs w:val="28"/>
+        </w:rPr>
+        <w:t>Design Patterns and Principles</w:t>
+      </w:r>
+    </w:p>
+    <w:p>
+      <w:pPr>
         <w:numPr>
           <w:ilvl w:val="0"/>
           <w:numId w:val="1"/>
@@ -52,9 +71,9 @@
           <w:noProof/>
         </w:rPr>
         <w:drawing>
-          <wp:inline distT="0" distB="0" distL="0" distR="0" wp14:anchorId="1C2D5BA4" wp14:editId="13215888">
-            <wp:extent cx="5120640" cy="3175000"/>
-            <wp:effectExtent l="0" t="0" r="0" b="10160"/>
+          <wp:inline distT="0" distB="0" distL="0" distR="0" wp14:anchorId="1C2D5BA4" wp14:editId="68E82156">
+            <wp:extent cx="5120640" cy="2881347"/>
+            <wp:effectExtent l="0" t="0" r="3810" b="0"/>
             <wp:docPr id="57050964" name="Picture 1"/>
             <wp:cNvGraphicFramePr>
               <a:graphicFrameLocks xmlns:a="http://schemas.openxmlformats.org/drawingml/2006/main" noChangeAspect="1"/>
@@ -77,7 +96,7 @@
                   <pic:spPr>
                     <a:xfrm>
                       <a:off x="0" y="0"/>
-                      <a:ext cx="5121086" cy="3175000"/>
+                      <a:ext cx="5122455" cy="2882368"/>
                     </a:xfrm>
                     <a:prstGeom prst="rect">
                       <a:avLst/>
@@ -268,6 +287,9 @@
     </w:p>
     <w:p>
       <w:r>
+        <w:rPr>
+          <w:noProof/>
+        </w:rPr>
         <w:drawing>
           <wp:inline distT="0" distB="0" distL="0" distR="0" wp14:anchorId="345AE545" wp14:editId="1E1A45F6">
             <wp:extent cx="5342083" cy="1425063"/>
@@ -312,6 +334,9 @@
     </w:p>
     <w:p>
       <w:r>
+        <w:rPr>
+          <w:noProof/>
+        </w:rPr>
         <w:drawing>
           <wp:inline distT="0" distB="0" distL="0" distR="0" wp14:anchorId="1D61D289" wp14:editId="63DC5FFF">
             <wp:extent cx="5731510" cy="2788920"/>
@@ -357,6 +382,9 @@
     </w:p>
     <w:p>
       <w:r>
+        <w:rPr>
+          <w:noProof/>
+        </w:rPr>
         <w:drawing>
           <wp:inline distT="0" distB="0" distL="0" distR="0" wp14:anchorId="53C7133D" wp14:editId="3E1CFBCB">
             <wp:extent cx="5731510" cy="2179320"/>
@@ -420,6 +448,7 @@
         <w:rPr>
           <w:b/>
           <w:bCs/>
+          <w:noProof/>
         </w:rPr>
         <w:drawing>
           <wp:inline distT="0" distB="0" distL="0" distR="0" wp14:anchorId="0B1D6609" wp14:editId="6CF6E687">
@@ -460,32 +489,86 @@
     </w:p>
     <w:p>
       <w:pPr>
-        <w:rPr>
-          <w:b/>
-          <w:bCs/>
-        </w:rPr>
-      </w:pPr>
-      <w:r>
-        <w:rPr>
-          <w:b/>
-          <w:bCs/>
-        </w:rPr>
-        <w:t>3.</w:t>
-      </w:r>
-      <w:r>
-        <w:rPr>
-          <w:b/>
-          <w:bCs/>
-        </w:rPr>
-        <w:t xml:space="preserve"> E-commerce Platform Search Function</w:t>
-      </w:r>
-    </w:p>
-    <w:p>
-      <w:r>
+        <w:spacing w:after="0" w:line="240" w:lineRule="auto"/>
+        <w:rPr>
+          <w:rFonts w:ascii="Aptos Narrow" w:eastAsia="Times New Roman" w:hAnsi="Aptos Narrow" w:cs="Times New Roman"/>
+          <w:b/>
+          <w:bCs/>
+          <w:color w:val="000000"/>
+          <w:kern w:val="0"/>
+          <w:sz w:val="28"/>
+          <w:szCs w:val="28"/>
+          <w:lang w:eastAsia="en-IN"/>
+          <w14:ligatures w14:val="none"/>
+        </w:rPr>
+      </w:pPr>
+      <w:r>
+        <w:rPr>
+          <w:rFonts w:ascii="Aptos Narrow" w:eastAsia="Times New Roman" w:hAnsi="Aptos Narrow" w:cs="Times New Roman"/>
+          <w:b/>
+          <w:bCs/>
+          <w:color w:val="000000"/>
+          <w:kern w:val="0"/>
+          <w:sz w:val="28"/>
+          <w:szCs w:val="28"/>
+          <w:lang w:eastAsia="en-IN"/>
+          <w14:ligatures w14:val="none"/>
+        </w:rPr>
+        <w:t>Data Structures</w:t>
+      </w:r>
+      <w:r>
+        <w:rPr>
+          <w:rFonts w:ascii="Aptos Narrow" w:eastAsia="Times New Roman" w:hAnsi="Aptos Narrow" w:cs="Times New Roman"/>
+          <w:b/>
+          <w:bCs/>
+          <w:color w:val="000000"/>
+          <w:kern w:val="0"/>
+          <w:sz w:val="28"/>
+          <w:szCs w:val="28"/>
+          <w:lang w:eastAsia="en-IN"/>
+          <w14:ligatures w14:val="none"/>
+        </w:rPr>
+        <w:t xml:space="preserve"> and </w:t>
+      </w:r>
+      <w:r>
+        <w:rPr>
+          <w:rFonts w:ascii="Aptos Narrow" w:eastAsia="Times New Roman" w:hAnsi="Aptos Narrow" w:cs="Times New Roman"/>
+          <w:b/>
+          <w:bCs/>
+          <w:color w:val="000000"/>
+          <w:kern w:val="0"/>
+          <w:sz w:val="28"/>
+          <w:szCs w:val="28"/>
+          <w:lang w:eastAsia="en-IN"/>
+          <w14:ligatures w14:val="none"/>
+        </w:rPr>
+        <w:t>Algorithms</w:t>
+      </w:r>
+    </w:p>
+    <w:p>
+      <w:pPr>
+        <w:rPr>
+          <w:b/>
+          <w:bCs/>
+        </w:rPr>
+      </w:pPr>
+      <w:r>
+        <w:rPr>
+          <w:b/>
+          <w:bCs/>
+        </w:rPr>
+        <w:t>3. E-commerce Platform Search Function</w:t>
+      </w:r>
+    </w:p>
+    <w:p>
+      <w:r>
+        <w:rPr>
+          <w:noProof/>
+        </w:rPr>
         <w:drawing>
-          <wp:inline distT="0" distB="0" distL="0" distR="0" wp14:anchorId="2E29D525" wp14:editId="603DCF96">
-            <wp:extent cx="5731510" cy="4465320"/>
-            <wp:effectExtent l="0" t="0" r="2540" b="0"/>
+          <wp:inline distT="0" distB="0" distL="0" distR="0" wp14:anchorId="2E29D525" wp14:editId="6CD0B40F">
+            <wp:extent cx="5730865" cy="4420697"/>
+            <wp:effectExtent l="0" t="0" r="3810" b="0"/>
             <wp:docPr id="944352441" name="Picture 1"/>
             <wp:cNvGraphicFramePr>
               <a:graphicFrameLocks xmlns:a="http://schemas.openxmlformats.org/drawingml/2006/main" noChangeAspect="1"/>
@@ -506,7 +589,7 @@
                   <pic:spPr>
                     <a:xfrm>
                       <a:off x="0" y="0"/>
-                      <a:ext cx="5731510" cy="4465320"/>
+                      <a:ext cx="5734053" cy="4423156"/>
                     </a:xfrm>
                     <a:prstGeom prst="rect">
                       <a:avLst/>
@@ -521,6 +604,9 @@
     </w:p>
     <w:p>
       <w:r>
+        <w:rPr>
+          <w:noProof/>
+        </w:rPr>
         <w:lastRenderedPageBreak/>
         <w:drawing>
           <wp:inline distT="0" distB="0" distL="0" distR="0" wp14:anchorId="53A895B3" wp14:editId="4816A6AB">
@@ -566,6 +652,9 @@
     </w:p>
     <w:p>
       <w:r>
+        <w:rPr>
+          <w:noProof/>
+        </w:rPr>
         <w:drawing>
           <wp:inline distT="0" distB="0" distL="0" distR="0" wp14:anchorId="7A88E6A1" wp14:editId="10EAD53C">
             <wp:extent cx="4663440" cy="1059180"/>
@@ -877,8 +966,17 @@
                 <w:sz w:val="24"/>
                 <w:szCs w:val="24"/>
               </w:rPr>
-              <w:t>Divide and Conquer</w:t>
+              <w:t xml:space="preserve">Divide and </w:t>
             </w:r>
+            <w:proofErr w:type="gramStart"/>
+            <w:r>
+              <w:rPr>
+                <w:sz w:val="24"/>
+                <w:szCs w:val="24"/>
+              </w:rPr>
+              <w:t>Conquer</w:t>
+            </w:r>
+            <w:proofErr w:type="gramEnd"/>
           </w:p>
         </w:tc>
       </w:tr>
@@ -1060,12 +1158,21 @@
                 <w:szCs w:val="24"/>
               </w:rPr>
             </w:pPr>
+            <w:proofErr w:type="gramStart"/>
             <w:r>
               <w:rPr>
                 <w:sz w:val="24"/>
                 <w:szCs w:val="24"/>
               </w:rPr>
-              <w:t>O(1) (Found at index 0)</w:t>
+              <w:t>O(</w:t>
+            </w:r>
+            <w:proofErr w:type="gramEnd"/>
+            <w:r>
+              <w:rPr>
+                <w:sz w:val="24"/>
+                <w:szCs w:val="24"/>
+              </w:rPr>
+              <w:t>1) (Found at index 0)</w:t>
             </w:r>
           </w:p>
         </w:tc>
@@ -1094,12 +1201,21 @@
                 <w:szCs w:val="24"/>
               </w:rPr>
             </w:pPr>
+            <w:proofErr w:type="gramStart"/>
             <w:r>
               <w:rPr>
                 <w:sz w:val="24"/>
                 <w:szCs w:val="24"/>
               </w:rPr>
-              <w:t>O(1) (Found at exact middle)</w:t>
+              <w:t>O(</w:t>
+            </w:r>
+            <w:proofErr w:type="gramEnd"/>
+            <w:r>
+              <w:rPr>
+                <w:sz w:val="24"/>
+                <w:szCs w:val="24"/>
+              </w:rPr>
+              <w:t>1) (Found at exact middle)</w:t>
             </w:r>
           </w:p>
         </w:tc>
@@ -1206,12 +1322,21 @@
                 <w:szCs w:val="24"/>
               </w:rPr>
             </w:pPr>
+            <w:proofErr w:type="gramStart"/>
             <w:r>
               <w:rPr>
                 <w:sz w:val="24"/>
                 <w:szCs w:val="24"/>
               </w:rPr>
-              <w:t>O(log n) (Divided until element found)</w:t>
+              <w:t>O(</w:t>
+            </w:r>
+            <w:proofErr w:type="gramEnd"/>
+            <w:r>
+              <w:rPr>
+                <w:sz w:val="24"/>
+                <w:szCs w:val="24"/>
+              </w:rPr>
+              <w:t>log n) (Divided until element found)</w:t>
             </w:r>
           </w:p>
         </w:tc>
@@ -1220,6 +1345,8 @@
     <w:p>
       <w:pPr>
         <w:rPr>
+          <w:b/>
+          <w:bCs/>
           <w:sz w:val="24"/>
           <w:szCs w:val="24"/>
         </w:rPr>
@@ -1234,22 +1361,19 @@
           <w:szCs w:val="24"/>
         </w:rPr>
       </w:pPr>
-    </w:p>
-    <w:p>
-      <w:pPr>
+      <w:r>
         <w:rPr>
           <w:b/>
           <w:bCs/>
           <w:sz w:val="24"/>
           <w:szCs w:val="24"/>
         </w:rPr>
-      </w:pPr>
-    </w:p>
-    <w:p>
-      <w:pPr>
-        <w:rPr>
-          <w:b/>
-          <w:bCs/>
+        <w:t>Linear vs. Binary Search</w:t>
+      </w:r>
+    </w:p>
+    <w:p>
+      <w:pPr>
+        <w:rPr>
           <w:sz w:val="24"/>
           <w:szCs w:val="24"/>
         </w:rPr>
@@ -1261,7 +1385,7 @@
           <w:sz w:val="24"/>
           <w:szCs w:val="24"/>
         </w:rPr>
-        <w:t>Linear vs. Binary Search</w:t>
+        <w:t>When Linear Search O(n) is better:</w:t>
       </w:r>
     </w:p>
     <w:p>
@@ -1273,12 +1397,10 @@
       </w:pPr>
       <w:r>
         <w:rPr>
-          <w:b/>
-          <w:bCs/>
           <w:sz w:val="24"/>
           <w:szCs w:val="24"/>
         </w:rPr>
-        <w:t>When Linear Search O(n) is better:</w:t>
+        <w:t>If the number of products is small (e.g., less than 50–100 items), Linear Search is often faster. This is because Linear Search is extremely simple and avoids the overhead of sorting the data. In a small array, the CPU can scan sequentially so quickly that the "divide and conquer" complexity of Binary Search doesn't provide a noticeable benefit.</w:t>
       </w:r>
     </w:p>
     <w:p>
@@ -1290,19 +1412,24 @@
       </w:pPr>
       <w:r>
         <w:rPr>
+          <w:b/>
+          <w:bCs/>
           <w:sz w:val="24"/>
           <w:szCs w:val="24"/>
         </w:rPr>
-        <w:t>If the number of products is small (e.g., less than 50–100 items), Linear Search is often faster. This is because Linear Search is extremely simple and avoids the overhead of sorting the data. In a small array, the CPU can scan sequentially so quickly that the "divide and conquer" complexity of Binary Search doesn't provide a noticeable benefit.</w:t>
-      </w:r>
-    </w:p>
-    <w:p>
-      <w:pPr>
-        <w:rPr>
+        <w:t xml:space="preserve">When Binary Search </w:t>
+      </w:r>
+      <w:proofErr w:type="gramStart"/>
+      <w:r>
+        <w:rPr>
+          <w:b/>
+          <w:bCs/>
           <w:sz w:val="24"/>
           <w:szCs w:val="24"/>
         </w:rPr>
-      </w:pPr>
+        <w:t>O(</w:t>
+      </w:r>
+      <w:proofErr w:type="gramEnd"/>
       <w:r>
         <w:rPr>
           <w:b/>
@@ -1310,18 +1437,25 @@
           <w:sz w:val="24"/>
           <w:szCs w:val="24"/>
         </w:rPr>
-        <w:t>When Binary Search O(log n) is better:</w:t>
-      </w:r>
-    </w:p>
-    <w:p>
-      <w:r>
+        <w:t>log n) is better:</w:t>
+      </w:r>
+    </w:p>
+    <w:p>
+      <w:pPr>
         <w:rPr>
           <w:sz w:val="24"/>
           <w:szCs w:val="24"/>
         </w:rPr>
+      </w:pPr>
+      <w:r>
+        <w:rPr>
+          <w:sz w:val="24"/>
+          <w:szCs w:val="24"/>
+        </w:rPr>
         <w:t>As the number of products grows into the thousands or millions, Linear Search becomes a performance bottleneck. In this case, Binary Search is the only viable option for a responsive user experience.</w:t>
       </w:r>
     </w:p>
+    <w:p/>
     <w:p>
       <w:pPr>
         <w:rPr>
@@ -1359,6 +1493,9 @@
         <w:br/>
       </w:r>
       <w:r>
+        <w:rPr>
+          <w:noProof/>
+        </w:rPr>
         <w:drawing>
           <wp:inline distT="0" distB="0" distL="0" distR="0" wp14:anchorId="64463FCF" wp14:editId="76819290">
             <wp:extent cx="5250180" cy="3040380"/>
@@ -1403,6 +1540,9 @@
     </w:p>
     <w:p>
       <w:r>
+        <w:rPr>
+          <w:noProof/>
+        </w:rPr>
         <w:drawing>
           <wp:inline distT="0" distB="0" distL="0" distR="0" wp14:anchorId="6BABC6F6" wp14:editId="37FCAAFA">
             <wp:extent cx="5006774" cy="510584"/>
@@ -1439,6 +1579,612 @@
           </wp:inline>
         </w:drawing>
       </w:r>
+    </w:p>
+    <w:p/>
+    <w:p/>
+    <w:p>
+      <w:pPr>
+        <w:rPr>
+          <w:b/>
+          <w:bCs/>
+          <w:sz w:val="28"/>
+          <w:szCs w:val="28"/>
+        </w:rPr>
+      </w:pPr>
+      <w:r>
+        <w:rPr>
+          <w:b/>
+          <w:bCs/>
+          <w:sz w:val="28"/>
+          <w:szCs w:val="28"/>
+        </w:rPr>
+        <w:t xml:space="preserve">PL/SQL </w:t>
+      </w:r>
+    </w:p>
+    <w:p>
+      <w:pPr>
+        <w:rPr>
+          <w:b/>
+          <w:bCs/>
+        </w:rPr>
+      </w:pPr>
+      <w:r>
+        <w:rPr>
+          <w:b/>
+          <w:bCs/>
+        </w:rPr>
+        <w:t>5.</w:t>
+      </w:r>
+      <w:r>
+        <w:rPr>
+          <w:rFonts w:ascii="Calibri" w:eastAsia="Times New Roman" w:hAnsi="Calibri" w:cs="Times New Roman"/>
+          <w:b/>
+          <w:bCs/>
+          <w:sz w:val="28"/>
+          <w:szCs w:val="28"/>
+          <w:lang w:eastAsia="en-IN"/>
+          <w14:ligatures w14:val="none"/>
+        </w:rPr>
+        <w:t xml:space="preserve"> </w:t>
+      </w:r>
+      <w:r>
+        <w:rPr>
+          <w:b/>
+          <w:bCs/>
+        </w:rPr>
+        <w:t>Control Structures</w:t>
+      </w:r>
+    </w:p>
+    <w:p>
+      <w:r>
+        <w:t>Scenario-1:</w:t>
+      </w:r>
+    </w:p>
+    <w:p>
+      <w:pPr>
+        <w:rPr>
+          <w:b/>
+          <w:bCs/>
+        </w:rPr>
+      </w:pPr>
+      <w:r>
+        <w:rPr>
+          <w:noProof/>
+          <w14:ligatures w14:val="none"/>
+        </w:rPr>
+        <w:drawing>
+          <wp:inline distT="0" distB="0" distL="0" distR="0" wp14:anchorId="447C24A6" wp14:editId="6EEDD3BB">
+            <wp:extent cx="5731510" cy="3910330"/>
+            <wp:effectExtent l="0" t="0" r="2540" b="0"/>
+            <wp:docPr id="1216898276" name="Picture 1"/>
+            <wp:cNvGraphicFramePr>
+              <a:graphicFrameLocks xmlns:a="http://schemas.openxmlformats.org/drawingml/2006/main" noChangeAspect="1"/>
+            </wp:cNvGraphicFramePr>
+            <a:graphic xmlns:a="http://schemas.openxmlformats.org/drawingml/2006/main">
+              <a:graphicData uri="http://schemas.openxmlformats.org/drawingml/2006/picture">
+                <pic:pic xmlns:pic="http://schemas.openxmlformats.org/drawingml/2006/picture">
+                  <pic:nvPicPr>
+                    <pic:cNvPr id="1216898276" name=""/>
+                    <pic:cNvPicPr/>
+                  </pic:nvPicPr>
+                  <pic:blipFill>
+                    <a:blip r:embed="rId21"/>
+                    <a:stretch>
+                      <a:fillRect/>
+                    </a:stretch>
+                  </pic:blipFill>
+                  <pic:spPr>
+                    <a:xfrm>
+                      <a:off x="0" y="0"/>
+                      <a:ext cx="5731510" cy="3910330"/>
+                    </a:xfrm>
+                    <a:prstGeom prst="rect">
+                      <a:avLst/>
+                    </a:prstGeom>
+                  </pic:spPr>
+                </pic:pic>
+              </a:graphicData>
+            </a:graphic>
+          </wp:inline>
+        </w:drawing>
+      </w:r>
+    </w:p>
+    <w:p>
+      <w:pPr>
+        <w:rPr>
+          <w:b/>
+          <w:bCs/>
+        </w:rPr>
+      </w:pPr>
+      <w:r>
+        <w:rPr>
+          <w:b/>
+          <w:bCs/>
+        </w:rPr>
+        <w:t>Output:</w:t>
+      </w:r>
+    </w:p>
+    <w:p>
+      <w:pPr>
+        <w:rPr>
+          <w:b/>
+          <w:bCs/>
+        </w:rPr>
+      </w:pPr>
+      <w:r>
+        <w:rPr>
+          <w:b/>
+          <w:bCs/>
+        </w:rPr>
+        <w:drawing>
+          <wp:inline distT="0" distB="0" distL="0" distR="0" wp14:anchorId="044F3817" wp14:editId="68A9C7A9">
+            <wp:extent cx="3390365" cy="3170797"/>
+            <wp:effectExtent l="0" t="0" r="635" b="0"/>
+            <wp:docPr id="507910774" name="Picture 1"/>
+            <wp:cNvGraphicFramePr>
+              <a:graphicFrameLocks xmlns:a="http://schemas.openxmlformats.org/drawingml/2006/main" noChangeAspect="1"/>
+            </wp:cNvGraphicFramePr>
+            <a:graphic xmlns:a="http://schemas.openxmlformats.org/drawingml/2006/main">
+              <a:graphicData uri="http://schemas.openxmlformats.org/drawingml/2006/picture">
+                <pic:pic xmlns:pic="http://schemas.openxmlformats.org/drawingml/2006/picture">
+                  <pic:nvPicPr>
+                    <pic:cNvPr id="507910774" name=""/>
+                    <pic:cNvPicPr/>
+                  </pic:nvPicPr>
+                  <pic:blipFill>
+                    <a:blip r:embed="rId22"/>
+                    <a:stretch>
+                      <a:fillRect/>
+                    </a:stretch>
+                  </pic:blipFill>
+                  <pic:spPr>
+                    <a:xfrm>
+                      <a:off x="0" y="0"/>
+                      <a:ext cx="3400860" cy="3180613"/>
+                    </a:xfrm>
+                    <a:prstGeom prst="rect">
+                      <a:avLst/>
+                    </a:prstGeom>
+                  </pic:spPr>
+                </pic:pic>
+              </a:graphicData>
+            </a:graphic>
+          </wp:inline>
+        </w:drawing>
+      </w:r>
+    </w:p>
+    <w:p>
+      <w:pPr>
+        <w:rPr>
+          <w:b/>
+          <w:bCs/>
+        </w:rPr>
+      </w:pPr>
+      <w:r>
+        <w:rPr>
+          <w:b/>
+          <w:bCs/>
+        </w:rPr>
+        <w:lastRenderedPageBreak/>
+        <w:t>Scenario-2:</w:t>
+      </w:r>
+    </w:p>
+    <w:p>
+      <w:pPr>
+        <w:rPr>
+          <w:b/>
+          <w:bCs/>
+        </w:rPr>
+      </w:pPr>
+      <w:r>
+        <w:rPr>
+          <w:b/>
+          <w:bCs/>
+        </w:rPr>
+        <w:drawing>
+          <wp:inline distT="0" distB="0" distL="0" distR="0" wp14:anchorId="455D4BCB" wp14:editId="15657FD7">
+            <wp:extent cx="5731510" cy="3942080"/>
+            <wp:effectExtent l="0" t="0" r="2540" b="1270"/>
+            <wp:docPr id="623002232" name="Picture 1"/>
+            <wp:cNvGraphicFramePr>
+              <a:graphicFrameLocks xmlns:a="http://schemas.openxmlformats.org/drawingml/2006/main" noChangeAspect="1"/>
+            </wp:cNvGraphicFramePr>
+            <a:graphic xmlns:a="http://schemas.openxmlformats.org/drawingml/2006/main">
+              <a:graphicData uri="http://schemas.openxmlformats.org/drawingml/2006/picture">
+                <pic:pic xmlns:pic="http://schemas.openxmlformats.org/drawingml/2006/picture">
+                  <pic:nvPicPr>
+                    <pic:cNvPr id="623002232" name=""/>
+                    <pic:cNvPicPr/>
+                  </pic:nvPicPr>
+                  <pic:blipFill>
+                    <a:blip r:embed="rId23"/>
+                    <a:stretch>
+                      <a:fillRect/>
+                    </a:stretch>
+                  </pic:blipFill>
+                  <pic:spPr>
+                    <a:xfrm>
+                      <a:off x="0" y="0"/>
+                      <a:ext cx="5731510" cy="3942080"/>
+                    </a:xfrm>
+                    <a:prstGeom prst="rect">
+                      <a:avLst/>
+                    </a:prstGeom>
+                  </pic:spPr>
+                </pic:pic>
+              </a:graphicData>
+            </a:graphic>
+          </wp:inline>
+        </w:drawing>
+      </w:r>
+    </w:p>
+    <w:p>
+      <w:pPr>
+        <w:rPr>
+          <w:b/>
+          <w:bCs/>
+        </w:rPr>
+      </w:pPr>
+      <w:r>
+        <w:rPr>
+          <w:b/>
+          <w:bCs/>
+        </w:rPr>
+        <w:t>Output:</w:t>
+      </w:r>
+    </w:p>
+    <w:p>
+      <w:pPr>
+        <w:rPr>
+          <w:b/>
+          <w:bCs/>
+        </w:rPr>
+      </w:pPr>
+      <w:r>
+        <w:rPr>
+          <w:b/>
+          <w:bCs/>
+        </w:rPr>
+        <w:drawing>
+          <wp:inline distT="0" distB="0" distL="0" distR="0" wp14:anchorId="4DA1C647" wp14:editId="524071C6">
+            <wp:extent cx="3825572" cy="3467400"/>
+            <wp:effectExtent l="0" t="0" r="3810" b="0"/>
+            <wp:docPr id="935191115" name="Picture 1"/>
+            <wp:cNvGraphicFramePr>
+              <a:graphicFrameLocks xmlns:a="http://schemas.openxmlformats.org/drawingml/2006/main" noChangeAspect="1"/>
+            </wp:cNvGraphicFramePr>
+            <a:graphic xmlns:a="http://schemas.openxmlformats.org/drawingml/2006/main">
+              <a:graphicData uri="http://schemas.openxmlformats.org/drawingml/2006/picture">
+                <pic:pic xmlns:pic="http://schemas.openxmlformats.org/drawingml/2006/picture">
+                  <pic:nvPicPr>
+                    <pic:cNvPr id="935191115" name=""/>
+                    <pic:cNvPicPr/>
+                  </pic:nvPicPr>
+                  <pic:blipFill>
+                    <a:blip r:embed="rId24"/>
+                    <a:stretch>
+                      <a:fillRect/>
+                    </a:stretch>
+                  </pic:blipFill>
+                  <pic:spPr>
+                    <a:xfrm>
+                      <a:off x="0" y="0"/>
+                      <a:ext cx="3825572" cy="3467400"/>
+                    </a:xfrm>
+                    <a:prstGeom prst="rect">
+                      <a:avLst/>
+                    </a:prstGeom>
+                  </pic:spPr>
+                </pic:pic>
+              </a:graphicData>
+            </a:graphic>
+          </wp:inline>
+        </w:drawing>
+      </w:r>
+    </w:p>
+    <w:p>
+      <w:pPr>
+        <w:rPr>
+          <w:b/>
+          <w:bCs/>
+        </w:rPr>
+      </w:pPr>
+    </w:p>
+    <w:p>
+      <w:pPr>
+        <w:rPr>
+          <w:b/>
+          <w:bCs/>
+        </w:rPr>
+      </w:pPr>
+    </w:p>
+    <w:p>
+      <w:pPr>
+        <w:rPr>
+          <w:b/>
+          <w:bCs/>
+        </w:rPr>
+      </w:pPr>
+      <w:r>
+        <w:rPr>
+          <w:b/>
+          <w:bCs/>
+        </w:rPr>
+        <w:lastRenderedPageBreak/>
+        <w:t>Scenario-3:</w:t>
+      </w:r>
+    </w:p>
+    <w:p>
+      <w:pPr>
+        <w:rPr>
+          <w:b/>
+          <w:bCs/>
+        </w:rPr>
+      </w:pPr>
+      <w:r>
+        <w:rPr>
+          <w:b/>
+          <w:bCs/>
+        </w:rPr>
+        <w:drawing>
+          <wp:inline distT="0" distB="0" distL="0" distR="0" wp14:anchorId="5E5A79EC" wp14:editId="4CBE5F25">
+            <wp:extent cx="5731510" cy="4111511"/>
+            <wp:effectExtent l="0" t="0" r="2540" b="3810"/>
+            <wp:docPr id="226494694" name="Picture 1"/>
+            <wp:cNvGraphicFramePr>
+              <a:graphicFrameLocks xmlns:a="http://schemas.openxmlformats.org/drawingml/2006/main" noChangeAspect="1"/>
+            </wp:cNvGraphicFramePr>
+            <a:graphic xmlns:a="http://schemas.openxmlformats.org/drawingml/2006/main">
+              <a:graphicData uri="http://schemas.openxmlformats.org/drawingml/2006/picture">
+                <pic:pic xmlns:pic="http://schemas.openxmlformats.org/drawingml/2006/picture">
+                  <pic:nvPicPr>
+                    <pic:cNvPr id="226494694" name=""/>
+                    <pic:cNvPicPr/>
+                  </pic:nvPicPr>
+                  <pic:blipFill>
+                    <a:blip r:embed="rId25"/>
+                    <a:stretch>
+                      <a:fillRect/>
+                    </a:stretch>
+                  </pic:blipFill>
+                  <pic:spPr>
+                    <a:xfrm>
+                      <a:off x="0" y="0"/>
+                      <a:ext cx="5735401" cy="4114302"/>
+                    </a:xfrm>
+                    <a:prstGeom prst="rect">
+                      <a:avLst/>
+                    </a:prstGeom>
+                  </pic:spPr>
+                </pic:pic>
+              </a:graphicData>
+            </a:graphic>
+          </wp:inline>
+        </w:drawing>
+      </w:r>
+    </w:p>
+    <w:p>
+      <w:pPr>
+        <w:rPr>
+          <w:b/>
+          <w:bCs/>
+        </w:rPr>
+      </w:pPr>
+      <w:r>
+        <w:rPr>
+          <w:b/>
+          <w:bCs/>
+        </w:rPr>
+        <w:t>Output:</w:t>
+      </w:r>
+    </w:p>
+    <w:p>
+      <w:pPr>
+        <w:rPr>
+          <w:b/>
+          <w:bCs/>
+        </w:rPr>
+      </w:pPr>
+      <w:r>
+        <w:rPr>
+          <w:b/>
+          <w:bCs/>
+        </w:rPr>
+        <w:drawing>
+          <wp:inline distT="0" distB="0" distL="0" distR="0" wp14:anchorId="79B364CB" wp14:editId="63064AE6">
+            <wp:extent cx="5731510" cy="1203960"/>
+            <wp:effectExtent l="0" t="0" r="2540" b="0"/>
+            <wp:docPr id="1598629237" name="Picture 1"/>
+            <wp:cNvGraphicFramePr>
+              <a:graphicFrameLocks xmlns:a="http://schemas.openxmlformats.org/drawingml/2006/main" noChangeAspect="1"/>
+            </wp:cNvGraphicFramePr>
+            <a:graphic xmlns:a="http://schemas.openxmlformats.org/drawingml/2006/main">
+              <a:graphicData uri="http://schemas.openxmlformats.org/drawingml/2006/picture">
+                <pic:pic xmlns:pic="http://schemas.openxmlformats.org/drawingml/2006/picture">
+                  <pic:nvPicPr>
+                    <pic:cNvPr id="1598629237" name=""/>
+                    <pic:cNvPicPr/>
+                  </pic:nvPicPr>
+                  <pic:blipFill>
+                    <a:blip r:embed="rId26"/>
+                    <a:stretch>
+                      <a:fillRect/>
+                    </a:stretch>
+                  </pic:blipFill>
+                  <pic:spPr>
+                    <a:xfrm>
+                      <a:off x="0" y="0"/>
+                      <a:ext cx="5731510" cy="1203960"/>
+                    </a:xfrm>
+                    <a:prstGeom prst="rect">
+                      <a:avLst/>
+                    </a:prstGeom>
+                  </pic:spPr>
+                </pic:pic>
+              </a:graphicData>
+            </a:graphic>
+          </wp:inline>
+        </w:drawing>
+      </w:r>
+    </w:p>
+    <w:p>
+      <w:pPr>
+        <w:rPr>
+          <w:b/>
+          <w:bCs/>
+        </w:rPr>
+      </w:pPr>
+      <w:r>
+        <w:rPr>
+          <w:b/>
+          <w:bCs/>
+        </w:rPr>
+        <w:t>6.</w:t>
+      </w:r>
+      <w:r>
+        <w:rPr>
+          <w:b/>
+          <w:bCs/>
+        </w:rPr>
+        <w:t>Stored Procedures</w:t>
+      </w:r>
+    </w:p>
+    <w:p>
+      <w:pPr>
+        <w:rPr>
+          <w:b/>
+          <w:bCs/>
+        </w:rPr>
+      </w:pPr>
+      <w:r>
+        <w:rPr>
+          <w:b/>
+          <w:bCs/>
+        </w:rPr>
+        <w:t>Scenario-1:</w:t>
+      </w:r>
+    </w:p>
+    <w:p>
+      <w:pPr>
+        <w:rPr>
+          <w:b/>
+          <w:bCs/>
+        </w:rPr>
+      </w:pPr>
+      <w:r>
+        <w:rPr>
+          <w:noProof/>
+          <w14:ligatures w14:val="none"/>
+        </w:rPr>
+        <w:lastRenderedPageBreak/>
+        <w:drawing>
+          <wp:inline distT="0" distB="0" distL="0" distR="0" wp14:anchorId="2436AFA6" wp14:editId="468126D8">
+            <wp:extent cx="5731510" cy="4883150"/>
+            <wp:effectExtent l="0" t="0" r="2540" b="0"/>
+            <wp:docPr id="1648274282" name="Picture 1"/>
+            <wp:cNvGraphicFramePr>
+              <a:graphicFrameLocks xmlns:a="http://schemas.openxmlformats.org/drawingml/2006/main" noChangeAspect="1"/>
+            </wp:cNvGraphicFramePr>
+            <a:graphic xmlns:a="http://schemas.openxmlformats.org/drawingml/2006/main">
+              <a:graphicData uri="http://schemas.openxmlformats.org/drawingml/2006/picture">
+                <pic:pic xmlns:pic="http://schemas.openxmlformats.org/drawingml/2006/picture">
+                  <pic:nvPicPr>
+                    <pic:cNvPr id="1648274282" name=""/>
+                    <pic:cNvPicPr/>
+                  </pic:nvPicPr>
+                  <pic:blipFill>
+                    <a:blip r:embed="rId27"/>
+                    <a:stretch>
+                      <a:fillRect/>
+                    </a:stretch>
+                  </pic:blipFill>
+                  <pic:spPr>
+                    <a:xfrm>
+                      <a:off x="0" y="0"/>
+                      <a:ext cx="5731510" cy="4883150"/>
+                    </a:xfrm>
+                    <a:prstGeom prst="rect">
+                      <a:avLst/>
+                    </a:prstGeom>
+                  </pic:spPr>
+                </pic:pic>
+              </a:graphicData>
+            </a:graphic>
+          </wp:inline>
+        </w:drawing>
+      </w:r>
+    </w:p>
+    <w:p>
+      <w:pPr>
+        <w:rPr>
+          <w:b/>
+          <w:bCs/>
+        </w:rPr>
+      </w:pPr>
+      <w:r>
+        <w:rPr>
+          <w:b/>
+          <w:bCs/>
+        </w:rPr>
+        <w:t>Output:</w:t>
+      </w:r>
+    </w:p>
+    <w:p>
+      <w:pPr>
+        <w:rPr>
+          <w:b/>
+          <w:bCs/>
+        </w:rPr>
+      </w:pPr>
+      <w:r>
+        <w:rPr>
+          <w:b/>
+          <w:bCs/>
+        </w:rPr>
+        <w:drawing>
+          <wp:inline distT="0" distB="0" distL="0" distR="0" wp14:anchorId="221E3AF8" wp14:editId="034D76C4">
+            <wp:extent cx="3009900" cy="3203689"/>
+            <wp:effectExtent l="0" t="0" r="0" b="0"/>
+            <wp:docPr id="1051837914" name="Picture 1"/>
+            <wp:cNvGraphicFramePr>
+              <a:graphicFrameLocks xmlns:a="http://schemas.openxmlformats.org/drawingml/2006/main" noChangeAspect="1"/>
+            </wp:cNvGraphicFramePr>
+            <a:graphic xmlns:a="http://schemas.openxmlformats.org/drawingml/2006/main">
+              <a:graphicData uri="http://schemas.openxmlformats.org/drawingml/2006/picture">
+                <pic:pic xmlns:pic="http://schemas.openxmlformats.org/drawingml/2006/picture">
+                  <pic:nvPicPr>
+                    <pic:cNvPr id="1051837914" name=""/>
+                    <pic:cNvPicPr/>
+                  </pic:nvPicPr>
+                  <pic:blipFill>
+                    <a:blip r:embed="rId28"/>
+                    <a:stretch>
+                      <a:fillRect/>
+                    </a:stretch>
+                  </pic:blipFill>
+                  <pic:spPr>
+                    <a:xfrm>
+                      <a:off x="0" y="0"/>
+                      <a:ext cx="3010527" cy="3204356"/>
+                    </a:xfrm>
+                    <a:prstGeom prst="rect">
+                      <a:avLst/>
+                    </a:prstGeom>
+                  </pic:spPr>
+                </pic:pic>
+              </a:graphicData>
+            </a:graphic>
+          </wp:inline>
+        </w:drawing>
+      </w:r>
+    </w:p>
+    <w:p>
+      <w:pPr>
+        <w:rPr>
+          <w:b/>
+          <w:bCs/>
+        </w:rPr>
+      </w:pPr>
     </w:p>
     <w:sectPr>
       <w:pgSz w:w="11906" w:h="16838"/>
@@ -2735,6 +3481,64 @@
       <w:spacing w:val="5"/>
     </w:rPr>
   </w:style>
+  <w:style w:type="paragraph" w:styleId="Header">
+    <w:name w:val="header"/>
+    <w:basedOn w:val="Normal"/>
+    <w:link w:val="HeaderChar"/>
+    <w:uiPriority w:val="99"/>
+    <w:unhideWhenUsed/>
+    <w:rsid w:val="00794A11"/>
+    <w:pPr>
+      <w:tabs>
+        <w:tab w:val="center" w:pos="4513"/>
+        <w:tab w:val="right" w:pos="9026"/>
+      </w:tabs>
+      <w:spacing w:after="0" w:line="240" w:lineRule="auto"/>
+    </w:pPr>
+  </w:style>
+  <w:style w:type="character" w:customStyle="1" w:styleId="HeaderChar">
+    <w:name w:val="Header Char"/>
+    <w:basedOn w:val="DefaultParagraphFont"/>
+    <w:link w:val="Header"/>
+    <w:uiPriority w:val="99"/>
+    <w:rsid w:val="00794A11"/>
+    <w:rPr>
+      <w:kern w:val="2"/>
+      <w:sz w:val="22"/>
+      <w:szCs w:val="22"/>
+      <w:lang w:eastAsia="en-US"/>
+      <w14:ligatures w14:val="standardContextual"/>
+    </w:rPr>
+  </w:style>
+  <w:style w:type="paragraph" w:styleId="Footer">
+    <w:name w:val="footer"/>
+    <w:basedOn w:val="Normal"/>
+    <w:link w:val="FooterChar"/>
+    <w:uiPriority w:val="99"/>
+    <w:unhideWhenUsed/>
+    <w:rsid w:val="00794A11"/>
+    <w:pPr>
+      <w:tabs>
+        <w:tab w:val="center" w:pos="4513"/>
+        <w:tab w:val="right" w:pos="9026"/>
+      </w:tabs>
+      <w:spacing w:after="0" w:line="240" w:lineRule="auto"/>
+    </w:pPr>
+  </w:style>
+  <w:style w:type="character" w:customStyle="1" w:styleId="FooterChar">
+    <w:name w:val="Footer Char"/>
+    <w:basedOn w:val="DefaultParagraphFont"/>
+    <w:link w:val="Footer"/>
+    <w:uiPriority w:val="99"/>
+    <w:rsid w:val="00794A11"/>
+    <w:rPr>
+      <w:kern w:val="2"/>
+      <w:sz w:val="22"/>
+      <w:szCs w:val="22"/>
+      <w:lang w:eastAsia="en-US"/>
+      <w14:ligatures w14:val="standardContextual"/>
+    </w:rPr>
+  </w:style>
 </w:styles>
 </file>
 
